--- a/templates/ptw_template.docx
+++ b/templates/ptw_template.docx
@@ -3743,7 +3743,17 @@
                 <w:highlight w:val="yellow"/>
                 <w:lang w:val="en-US"/>
               </w:rPr>
-              <w:t xml:space="preserve">verified according to Risk Assessment number {{RA_NO}}</w:t>
+              <w:t xml:space="preserve">verified according to Risk Assessment number </w:t>
+            </w:r>
+            <w:r>
+              <w:rPr>
+                <w:rFonts w:ascii="Times New Roman" w:hAnsi="Times New Roman"/>
+                <w:sz w:val="18"/>
+                <w:szCs w:val="18"/>
+                <w:highlight w:val="yellow"/>
+                <w:lang w:val="en-US"/>
+              </w:rPr>
+              <w:t xml:space="preserve">{{RA_NO}}</w:t>
             </w:r>
           </w:p>
         </w:tc>

--- a/templates/ptw_template.docx
+++ b/templates/ptw_template.docx
@@ -57,7 +57,7 @@
                 <w:color w:val="000000"/>
                 <w:szCs w:val="22"/>
               </w:rPr>
-              <w:t xml:space="preserve"> MSC Alix 3</w:t>
+              <w:t xml:space="preserve"> {{SHIP}}</w:t>
             </w:r>
           </w:p>
         </w:tc>
@@ -4580,7 +4580,7 @@
                 <w:sz w:val="18"/>
                 <w:szCs w:val="18"/>
               </w:rPr>
-              <w:t> </w:t>
+              <w:t>{{LOTO_NAME}}</w:t>
             </w:r>
             <w:r>
               <w:rPr>
@@ -4589,7 +4589,7 @@
                 <w:sz w:val="18"/>
                 <w:szCs w:val="18"/>
               </w:rPr>
-              <w:t> </w:t>
+              <w:t/>
             </w:r>
             <w:r>
               <w:rPr>
@@ -4598,7 +4598,7 @@
                 <w:sz w:val="18"/>
                 <w:szCs w:val="18"/>
               </w:rPr>
-              <w:t> </w:t>
+              <w:t/>
             </w:r>
             <w:r>
               <w:rPr>
@@ -4607,7 +4607,7 @@
                 <w:sz w:val="18"/>
                 <w:szCs w:val="18"/>
               </w:rPr>
-              <w:t> </w:t>
+              <w:t/>
             </w:r>
             <w:r>
               <w:rPr>
@@ -4616,7 +4616,7 @@
                 <w:sz w:val="18"/>
                 <w:szCs w:val="18"/>
               </w:rPr>
-              <w:t> </w:t>
+              <w:t/>
             </w:r>
             <w:r>
               <w:rPr>

--- a/templates/ptw_template.docx
+++ b/templates/ptw_template.docx
@@ -220,101 +220,11 @@
             <w:r>
               <w:rPr>
                 <w:rFonts w:ascii="Times New Roman" w:hAnsi="Times New Roman"/>
-                <w:sz w:val="18"/>
-                <w:szCs w:val="18"/>
-              </w:rPr>
-              <w:fldChar w:fldCharType="begin">
-                <w:ffData>
-                  <w:name w:val=""/>
-                  <w:enabled w:val="0"/>
-                  <w:calcOnExit/>
-                  <w:textInput>
-                    <w:type w:val="currentTime"/>
-                    <w:maxLength w:val="20"/>
-                  </w:textInput>
-                </w:ffData>
-              </w:fldChar>
-            </w:r>
-            <w:r>
-              <w:rPr>
-                <w:rFonts w:ascii="Times New Roman" w:hAnsi="Times New Roman"/>
-                <w:sz w:val="18"/>
-                <w:szCs w:val="18"/>
-              </w:rPr>
-              <w:instrText xml:space="preserve"> FORMTEXT </w:instrText>
-            </w:r>
-            <w:r>
-              <w:rPr>
-                <w:rFonts w:ascii="Times New Roman" w:hAnsi="Times New Roman"/>
-                <w:sz w:val="18"/>
-                <w:szCs w:val="18"/>
-              </w:rPr>
-              <w:fldChar w:fldCharType="begin"/>
-            </w:r>
-            <w:r>
-              <w:rPr>
-                <w:rFonts w:ascii="Times New Roman" w:hAnsi="Times New Roman"/>
-                <w:sz w:val="18"/>
-                <w:szCs w:val="18"/>
-              </w:rPr>
-              <w:instrText xml:space="preserve"> DATE  </w:instrText>
-            </w:r>
-            <w:r>
-              <w:rPr>
-                <w:rFonts w:ascii="Times New Roman" w:hAnsi="Times New Roman"/>
-                <w:sz w:val="18"/>
-                <w:szCs w:val="18"/>
-              </w:rPr>
-              <w:fldChar w:fldCharType="separate"/>
-            </w:r>
-            <w:r>
-              <w:rPr>
-                <w:rFonts w:ascii="Times New Roman" w:hAnsi="Times New Roman"/>
                 <w:noProof/>
                 <w:sz w:val="18"/>
                 <w:szCs w:val="18"/>
               </w:rPr>
-              <w:instrText>13/07/2026</w:instrText>
-            </w:r>
-            <w:r>
-              <w:rPr>
-                <w:rFonts w:ascii="Times New Roman" w:hAnsi="Times New Roman"/>
-                <w:sz w:val="18"/>
-                <w:szCs w:val="18"/>
-              </w:rPr>
-              <w:fldChar w:fldCharType="end"/>
-            </w:r>
-            <w:r>
-              <w:rPr>
-                <w:rFonts w:ascii="Times New Roman" w:hAnsi="Times New Roman"/>
-                <w:sz w:val="18"/>
-                <w:szCs w:val="18"/>
-              </w:rPr>
-            </w:r>
-            <w:r>
-              <w:rPr>
-                <w:rFonts w:ascii="Times New Roman" w:hAnsi="Times New Roman"/>
-                <w:sz w:val="18"/>
-                <w:szCs w:val="18"/>
-              </w:rPr>
-              <w:fldChar w:fldCharType="separate"/>
-            </w:r>
-            <w:r>
-              <w:rPr>
-                <w:rFonts w:ascii="Times New Roman" w:hAnsi="Times New Roman"/>
-                <w:noProof/>
-                <w:sz w:val="18"/>
-                <w:szCs w:val="18"/>
-              </w:rPr>
               <w:t xml:space="preserve">{{DATE}}</w:t>
-            </w:r>
-            <w:r>
-              <w:rPr>
-                <w:rFonts w:ascii="Times New Roman" w:hAnsi="Times New Roman"/>
-                <w:sz w:val="18"/>
-                <w:szCs w:val="18"/>
-              </w:rPr>
-              <w:fldChar w:fldCharType="end"/>
             </w:r>
           </w:p>
         </w:tc>
@@ -6436,101 +6346,11 @@
             <w:r>
               <w:rPr>
                 <w:rFonts w:ascii="Times New Roman" w:hAnsi="Times New Roman"/>
-                <w:sz w:val="18"/>
-                <w:szCs w:val="18"/>
-              </w:rPr>
-              <w:fldChar w:fldCharType="begin">
-                <w:ffData>
-                  <w:name w:val=""/>
-                  <w:enabled w:val="0"/>
-                  <w:calcOnExit/>
-                  <w:textInput>
-                    <w:type w:val="currentTime"/>
-                    <w:maxLength w:val="20"/>
-                  </w:textInput>
-                </w:ffData>
-              </w:fldChar>
-            </w:r>
-            <w:r>
-              <w:rPr>
-                <w:rFonts w:ascii="Times New Roman" w:hAnsi="Times New Roman"/>
-                <w:sz w:val="18"/>
-                <w:szCs w:val="18"/>
-              </w:rPr>
-              <w:instrText xml:space="preserve"> FORMTEXT </w:instrText>
-            </w:r>
-            <w:r>
-              <w:rPr>
-                <w:rFonts w:ascii="Times New Roman" w:hAnsi="Times New Roman"/>
-                <w:sz w:val="18"/>
-                <w:szCs w:val="18"/>
-              </w:rPr>
-              <w:fldChar w:fldCharType="begin"/>
-            </w:r>
-            <w:r>
-              <w:rPr>
-                <w:rFonts w:ascii="Times New Roman" w:hAnsi="Times New Roman"/>
-                <w:sz w:val="18"/>
-                <w:szCs w:val="18"/>
-              </w:rPr>
-              <w:instrText xml:space="preserve"> DATE  </w:instrText>
-            </w:r>
-            <w:r>
-              <w:rPr>
-                <w:rFonts w:ascii="Times New Roman" w:hAnsi="Times New Roman"/>
-                <w:sz w:val="18"/>
-                <w:szCs w:val="18"/>
-              </w:rPr>
-              <w:fldChar w:fldCharType="separate"/>
-            </w:r>
-            <w:r>
-              <w:rPr>
-                <w:rFonts w:ascii="Times New Roman" w:hAnsi="Times New Roman"/>
                 <w:noProof/>
                 <w:sz w:val="18"/>
                 <w:szCs w:val="18"/>
               </w:rPr>
-              <w:instrText>13/07/2026</w:instrText>
-            </w:r>
-            <w:r>
-              <w:rPr>
-                <w:rFonts w:ascii="Times New Roman" w:hAnsi="Times New Roman"/>
-                <w:sz w:val="18"/>
-                <w:szCs w:val="18"/>
-              </w:rPr>
-              <w:fldChar w:fldCharType="end"/>
-            </w:r>
-            <w:r>
-              <w:rPr>
-                <w:rFonts w:ascii="Times New Roman" w:hAnsi="Times New Roman"/>
-                <w:sz w:val="18"/>
-                <w:szCs w:val="18"/>
-              </w:rPr>
-            </w:r>
-            <w:r>
-              <w:rPr>
-                <w:rFonts w:ascii="Times New Roman" w:hAnsi="Times New Roman"/>
-                <w:sz w:val="18"/>
-                <w:szCs w:val="18"/>
-              </w:rPr>
-              <w:fldChar w:fldCharType="separate"/>
-            </w:r>
-            <w:r>
-              <w:rPr>
-                <w:rFonts w:ascii="Times New Roman" w:hAnsi="Times New Roman"/>
-                <w:noProof/>
-                <w:sz w:val="18"/>
-                <w:szCs w:val="18"/>
-              </w:rPr>
               <w:t xml:space="preserve">{{DATE}}</w:t>
-            </w:r>
-            <w:r>
-              <w:rPr>
-                <w:rFonts w:ascii="Times New Roman" w:hAnsi="Times New Roman"/>
-                <w:sz w:val="18"/>
-                <w:szCs w:val="18"/>
-              </w:rPr>
-              <w:fldChar w:fldCharType="end"/>
             </w:r>
             <w:r>
               <w:rPr>
@@ -7505,101 +7325,11 @@
             <w:r>
               <w:rPr>
                 <w:rFonts w:ascii="Times New Roman" w:hAnsi="Times New Roman"/>
-                <w:sz w:val="18"/>
-                <w:szCs w:val="18"/>
-              </w:rPr>
-              <w:fldChar w:fldCharType="begin">
-                <w:ffData>
-                  <w:name w:val=""/>
-                  <w:enabled w:val="0"/>
-                  <w:calcOnExit/>
-                  <w:textInput>
-                    <w:type w:val="currentTime"/>
-                    <w:maxLength w:val="20"/>
-                  </w:textInput>
-                </w:ffData>
-              </w:fldChar>
-            </w:r>
-            <w:r>
-              <w:rPr>
-                <w:rFonts w:ascii="Times New Roman" w:hAnsi="Times New Roman"/>
-                <w:sz w:val="18"/>
-                <w:szCs w:val="18"/>
-              </w:rPr>
-              <w:instrText xml:space="preserve"> FORMTEXT </w:instrText>
-            </w:r>
-            <w:r>
-              <w:rPr>
-                <w:rFonts w:ascii="Times New Roman" w:hAnsi="Times New Roman"/>
-                <w:sz w:val="18"/>
-                <w:szCs w:val="18"/>
-              </w:rPr>
-              <w:fldChar w:fldCharType="begin"/>
-            </w:r>
-            <w:r>
-              <w:rPr>
-                <w:rFonts w:ascii="Times New Roman" w:hAnsi="Times New Roman"/>
-                <w:sz w:val="18"/>
-                <w:szCs w:val="18"/>
-              </w:rPr>
-              <w:instrText xml:space="preserve"> DATE  </w:instrText>
-            </w:r>
-            <w:r>
-              <w:rPr>
-                <w:rFonts w:ascii="Times New Roman" w:hAnsi="Times New Roman"/>
-                <w:sz w:val="18"/>
-                <w:szCs w:val="18"/>
-              </w:rPr>
-              <w:fldChar w:fldCharType="separate"/>
-            </w:r>
-            <w:r>
-              <w:rPr>
-                <w:rFonts w:ascii="Times New Roman" w:hAnsi="Times New Roman"/>
                 <w:noProof/>
                 <w:sz w:val="18"/>
                 <w:szCs w:val="18"/>
               </w:rPr>
-              <w:instrText>13/07/2026</w:instrText>
-            </w:r>
-            <w:r>
-              <w:rPr>
-                <w:rFonts w:ascii="Times New Roman" w:hAnsi="Times New Roman"/>
-                <w:sz w:val="18"/>
-                <w:szCs w:val="18"/>
-              </w:rPr>
-              <w:fldChar w:fldCharType="end"/>
-            </w:r>
-            <w:r>
-              <w:rPr>
-                <w:rFonts w:ascii="Times New Roman" w:hAnsi="Times New Roman"/>
-                <w:sz w:val="18"/>
-                <w:szCs w:val="18"/>
-              </w:rPr>
-            </w:r>
-            <w:r>
-              <w:rPr>
-                <w:rFonts w:ascii="Times New Roman" w:hAnsi="Times New Roman"/>
-                <w:sz w:val="18"/>
-                <w:szCs w:val="18"/>
-              </w:rPr>
-              <w:fldChar w:fldCharType="separate"/>
-            </w:r>
-            <w:r>
-              <w:rPr>
-                <w:rFonts w:ascii="Times New Roman" w:hAnsi="Times New Roman"/>
-                <w:noProof/>
-                <w:sz w:val="18"/>
-                <w:szCs w:val="18"/>
-              </w:rPr>
               <w:t xml:space="preserve">{{TRANSFER_DATE}}</w:t>
-            </w:r>
-            <w:r>
-              <w:rPr>
-                <w:rFonts w:ascii="Times New Roman" w:hAnsi="Times New Roman"/>
-                <w:sz w:val="18"/>
-                <w:szCs w:val="18"/>
-              </w:rPr>
-              <w:fldChar w:fldCharType="end"/>
             </w:r>
             <w:r>
               <w:rPr>
@@ -8093,101 +7823,11 @@
             <w:r>
               <w:rPr>
                 <w:rFonts w:ascii="Times New Roman" w:hAnsi="Times New Roman"/>
-                <w:sz w:val="18"/>
-                <w:szCs w:val="18"/>
-              </w:rPr>
-              <w:fldChar w:fldCharType="begin">
-                <w:ffData>
-                  <w:name w:val=""/>
-                  <w:enabled w:val="0"/>
-                  <w:calcOnExit/>
-                  <w:textInput>
-                    <w:type w:val="currentTime"/>
-                    <w:maxLength w:val="20"/>
-                  </w:textInput>
-                </w:ffData>
-              </w:fldChar>
-            </w:r>
-            <w:r>
-              <w:rPr>
-                <w:rFonts w:ascii="Times New Roman" w:hAnsi="Times New Roman"/>
-                <w:sz w:val="18"/>
-                <w:szCs w:val="18"/>
-              </w:rPr>
-              <w:instrText xml:space="preserve"> FORMTEXT </w:instrText>
-            </w:r>
-            <w:r>
-              <w:rPr>
-                <w:rFonts w:ascii="Times New Roman" w:hAnsi="Times New Roman"/>
-                <w:sz w:val="18"/>
-                <w:szCs w:val="18"/>
-              </w:rPr>
-              <w:fldChar w:fldCharType="begin"/>
-            </w:r>
-            <w:r>
-              <w:rPr>
-                <w:rFonts w:ascii="Times New Roman" w:hAnsi="Times New Roman"/>
-                <w:sz w:val="18"/>
-                <w:szCs w:val="18"/>
-              </w:rPr>
-              <w:instrText xml:space="preserve"> DATE  </w:instrText>
-            </w:r>
-            <w:r>
-              <w:rPr>
-                <w:rFonts w:ascii="Times New Roman" w:hAnsi="Times New Roman"/>
-                <w:sz w:val="18"/>
-                <w:szCs w:val="18"/>
-              </w:rPr>
-              <w:fldChar w:fldCharType="separate"/>
-            </w:r>
-            <w:r>
-              <w:rPr>
-                <w:rFonts w:ascii="Times New Roman" w:hAnsi="Times New Roman"/>
                 <w:noProof/>
                 <w:sz w:val="18"/>
                 <w:szCs w:val="18"/>
               </w:rPr>
-              <w:instrText>13/07/2026</w:instrText>
-            </w:r>
-            <w:r>
-              <w:rPr>
-                <w:rFonts w:ascii="Times New Roman" w:hAnsi="Times New Roman"/>
-                <w:sz w:val="18"/>
-                <w:szCs w:val="18"/>
-              </w:rPr>
-              <w:fldChar w:fldCharType="end"/>
-            </w:r>
-            <w:r>
-              <w:rPr>
-                <w:rFonts w:ascii="Times New Roman" w:hAnsi="Times New Roman"/>
-                <w:sz w:val="18"/>
-                <w:szCs w:val="18"/>
-              </w:rPr>
-            </w:r>
-            <w:r>
-              <w:rPr>
-                <w:rFonts w:ascii="Times New Roman" w:hAnsi="Times New Roman"/>
-                <w:sz w:val="18"/>
-                <w:szCs w:val="18"/>
-              </w:rPr>
-              <w:fldChar w:fldCharType="separate"/>
-            </w:r>
-            <w:r>
-              <w:rPr>
-                <w:rFonts w:ascii="Times New Roman" w:hAnsi="Times New Roman"/>
-                <w:noProof/>
-                <w:sz w:val="18"/>
-                <w:szCs w:val="18"/>
-              </w:rPr>
               <w:t xml:space="preserve">{{DATE}}</w:t>
-            </w:r>
-            <w:r>
-              <w:rPr>
-                <w:rFonts w:ascii="Times New Roman" w:hAnsi="Times New Roman"/>
-                <w:sz w:val="18"/>
-                <w:szCs w:val="18"/>
-              </w:rPr>
-              <w:fldChar w:fldCharType="end"/>
             </w:r>
             <w:bookmarkEnd w:id="2"/>
             <w:r>
